--- a/Poznamky/poznamky_hodina_20260702_.docx
+++ b/Poznamky/poznamky_hodina_20260702_.docx
@@ -55,21 +55,7 @@
         <w:rPr>
           <w:lang w:val="en-US"/>
         </w:rPr>
-        <w:t xml:space="preserve"> </w:t>
-      </w:r>
-      <w:proofErr w:type="spellStart"/>
-      <w:r>
-        <w:rPr>
-          <w:lang w:val="en-US"/>
-        </w:rPr>
-        <w:t>na</w:t>
-      </w:r>
-      <w:proofErr w:type="spellEnd"/>
-      <w:r>
-        <w:rPr>
-          <w:lang w:val="en-US"/>
-        </w:rPr>
-        <w:t xml:space="preserve"> </w:t>
+        <w:t xml:space="preserve"> na </w:t>
       </w:r>
       <w:proofErr w:type="spellStart"/>
       <w:r>
@@ -1401,8 +1387,901 @@
         <w:t>.</w:t>
       </w:r>
     </w:p>
+    <w:p>
+      <w:pPr>
+        <w:rPr>
+          <w:lang w:val="en-US"/>
+        </w:rPr>
+      </w:pPr>
+    </w:p>
+    <w:p>
+      <w:pPr>
+        <w:pStyle w:val="Nadpis2"/>
+      </w:pPr>
+      <w:proofErr w:type="spellStart"/>
+      <w:r>
+        <w:rPr>
+          <w:lang w:val="en-US"/>
+        </w:rPr>
+        <w:t>Atrib</w:t>
+      </w:r>
+      <w:r>
+        <w:t>úty</w:t>
+      </w:r>
+      <w:proofErr w:type="spellEnd"/>
+    </w:p>
+    <w:p>
+      <w:hyperlink r:id="rId7" w:history="1">
+        <w:r>
+          <w:rPr>
+            <w:rStyle w:val="Hypertextovprepojenie"/>
+          </w:rPr>
+          <w:t>https://www.geeksforgeeks.org/html/html-attributes/</w:t>
+        </w:r>
+      </w:hyperlink>
+      <w:r>
+        <w:t xml:space="preserve"> </w:t>
+      </w:r>
+    </w:p>
+    <w:p>
+      <w:pPr>
+        <w:numPr>
+          <w:ilvl w:val="0"/>
+          <w:numId w:val="17"/>
+        </w:numPr>
+      </w:pPr>
+      <w:r>
+        <w:rPr>
+          <w:b/>
+          <w:bCs/>
+        </w:rPr>
+        <w:t>Atribúty udalostí</w:t>
+      </w:r>
+      <w:r>
+        <w:t> – Definujú akcie, ktoré majú byť vykonané na konkrétnych udalostiach prehliadača.</w:t>
+      </w:r>
+    </w:p>
+    <w:p>
+      <w:pPr>
+        <w:numPr>
+          <w:ilvl w:val="0"/>
+          <w:numId w:val="18"/>
+        </w:numPr>
+      </w:pPr>
+      <w:r>
+        <w:rPr>
+          <w:b/>
+          <w:bCs/>
+        </w:rPr>
+        <w:t>Vstupné atribúty</w:t>
+      </w:r>
+      <w:r>
+        <w:t> – špecifické pre vstupné prvky v &lt;formulár&gt; tagoch.</w:t>
+      </w:r>
+    </w:p>
+    <w:p>
+      <w:pPr>
+        <w:numPr>
+          <w:ilvl w:val="0"/>
+          <w:numId w:val="19"/>
+        </w:numPr>
+      </w:pPr>
+      <w:r>
+        <w:rPr>
+          <w:b/>
+          <w:bCs/>
+        </w:rPr>
+        <w:t>Atribúty obrazu</w:t>
+      </w:r>
+      <w:r>
+        <w:t> – špecifické pre prvok &lt;</w:t>
+      </w:r>
+      <w:proofErr w:type="spellStart"/>
+      <w:r>
+        <w:t>img</w:t>
+      </w:r>
+      <w:proofErr w:type="spellEnd"/>
+      <w:r>
+        <w:t>&gt; na spracovanie obrázkov.</w:t>
+      </w:r>
+    </w:p>
+    <w:p>
+      <w:pPr>
+        <w:numPr>
+          <w:ilvl w:val="0"/>
+          <w:numId w:val="20"/>
+        </w:numPr>
+        <w:rPr>
+          <w:lang w:val="en-US"/>
+        </w:rPr>
+      </w:pPr>
+      <w:proofErr w:type="spellStart"/>
+      <w:r>
+        <w:rPr>
+          <w:b/>
+          <w:bCs/>
+          <w:lang w:val="en-US"/>
+        </w:rPr>
+        <w:t>Atribúty</w:t>
+      </w:r>
+      <w:proofErr w:type="spellEnd"/>
+      <w:r>
+        <w:rPr>
+          <w:b/>
+          <w:bCs/>
+          <w:lang w:val="en-US"/>
+        </w:rPr>
+        <w:t xml:space="preserve"> </w:t>
+      </w:r>
+      <w:proofErr w:type="spellStart"/>
+      <w:r>
+        <w:rPr>
+          <w:b/>
+          <w:bCs/>
+          <w:lang w:val="en-US"/>
+        </w:rPr>
+        <w:t>odkazov</w:t>
+      </w:r>
+      <w:proofErr w:type="spellEnd"/>
+      <w:r>
+        <w:rPr>
+          <w:lang w:val="en-US"/>
+        </w:rPr>
+        <w:t xml:space="preserve"> – </w:t>
+      </w:r>
+      <w:proofErr w:type="spellStart"/>
+      <w:r>
+        <w:rPr>
+          <w:lang w:val="en-US"/>
+        </w:rPr>
+        <w:t>špecifické</w:t>
+      </w:r>
+      <w:proofErr w:type="spellEnd"/>
+      <w:r>
+        <w:rPr>
+          <w:lang w:val="en-US"/>
+        </w:rPr>
+        <w:t xml:space="preserve"> pre </w:t>
+      </w:r>
+      <w:proofErr w:type="spellStart"/>
+      <w:r>
+        <w:rPr>
+          <w:lang w:val="en-US"/>
+        </w:rPr>
+        <w:t>prvky</w:t>
+      </w:r>
+      <w:proofErr w:type="spellEnd"/>
+      <w:r>
+        <w:rPr>
+          <w:lang w:val="en-US"/>
+        </w:rPr>
+        <w:t xml:space="preserve"> </w:t>
+      </w:r>
+      <w:proofErr w:type="spellStart"/>
+      <w:r>
+        <w:rPr>
+          <w:lang w:val="en-US"/>
+        </w:rPr>
+        <w:t>prepojenia</w:t>
+      </w:r>
+      <w:proofErr w:type="spellEnd"/>
+      <w:r>
+        <w:rPr>
+          <w:lang w:val="en-US"/>
+        </w:rPr>
+        <w:t xml:space="preserve"> </w:t>
+      </w:r>
+      <w:proofErr w:type="spellStart"/>
+      <w:r>
+        <w:rPr>
+          <w:lang w:val="en-US"/>
+        </w:rPr>
+        <w:t>ako</w:t>
+      </w:r>
+      <w:proofErr w:type="spellEnd"/>
+      <w:r>
+        <w:rPr>
+          <w:lang w:val="en-US"/>
+        </w:rPr>
+        <w:t xml:space="preserve"> &lt;a&gt; a &lt;link&gt;.</w:t>
+      </w:r>
+    </w:p>
+    <w:p>
+      <w:pPr>
+        <w:numPr>
+          <w:ilvl w:val="0"/>
+          <w:numId w:val="21"/>
+        </w:numPr>
+        <w:rPr>
+          <w:lang w:val="en-US"/>
+        </w:rPr>
+      </w:pPr>
+      <w:proofErr w:type="spellStart"/>
+      <w:r>
+        <w:rPr>
+          <w:b/>
+          <w:bCs/>
+          <w:lang w:val="en-US"/>
+        </w:rPr>
+        <w:t>Atribúty</w:t>
+      </w:r>
+      <w:proofErr w:type="spellEnd"/>
+      <w:r>
+        <w:rPr>
+          <w:b/>
+          <w:bCs/>
+          <w:lang w:val="en-US"/>
+        </w:rPr>
+        <w:t xml:space="preserve"> </w:t>
+      </w:r>
+      <w:proofErr w:type="spellStart"/>
+      <w:r>
+        <w:rPr>
+          <w:b/>
+          <w:bCs/>
+          <w:lang w:val="en-US"/>
+        </w:rPr>
+        <w:t>tabuľky</w:t>
+      </w:r>
+      <w:proofErr w:type="spellEnd"/>
+      <w:r>
+        <w:rPr>
+          <w:lang w:val="en-US"/>
+        </w:rPr>
+        <w:t xml:space="preserve"> - </w:t>
+      </w:r>
+      <w:proofErr w:type="spellStart"/>
+      <w:r>
+        <w:rPr>
+          <w:lang w:val="en-US"/>
+        </w:rPr>
+        <w:t>Používajú</w:t>
+      </w:r>
+      <w:proofErr w:type="spellEnd"/>
+      <w:r>
+        <w:rPr>
+          <w:lang w:val="en-US"/>
+        </w:rPr>
+        <w:t xml:space="preserve"> </w:t>
+      </w:r>
+      <w:proofErr w:type="spellStart"/>
+      <w:r>
+        <w:rPr>
+          <w:lang w:val="en-US"/>
+        </w:rPr>
+        <w:t>sa</w:t>
+      </w:r>
+      <w:proofErr w:type="spellEnd"/>
+      <w:r>
+        <w:rPr>
+          <w:lang w:val="en-US"/>
+        </w:rPr>
+        <w:t xml:space="preserve"> s </w:t>
+      </w:r>
+      <w:proofErr w:type="spellStart"/>
+      <w:r>
+        <w:rPr>
+          <w:lang w:val="en-US"/>
+        </w:rPr>
+        <w:t>prvkami</w:t>
+      </w:r>
+      <w:proofErr w:type="spellEnd"/>
+      <w:r>
+        <w:rPr>
+          <w:lang w:val="en-US"/>
+        </w:rPr>
+        <w:t xml:space="preserve"> </w:t>
+      </w:r>
+      <w:proofErr w:type="spellStart"/>
+      <w:r>
+        <w:rPr>
+          <w:lang w:val="en-US"/>
+        </w:rPr>
+        <w:t>tabuľky</w:t>
+      </w:r>
+      <w:proofErr w:type="spellEnd"/>
+      <w:r>
+        <w:rPr>
+          <w:lang w:val="en-US"/>
+        </w:rPr>
+        <w:t xml:space="preserve"> </w:t>
+      </w:r>
+      <w:proofErr w:type="spellStart"/>
+      <w:r>
+        <w:rPr>
+          <w:lang w:val="en-US"/>
+        </w:rPr>
+        <w:t>ako</w:t>
+      </w:r>
+      <w:proofErr w:type="spellEnd"/>
+      <w:r>
+        <w:rPr>
+          <w:lang w:val="en-US"/>
+        </w:rPr>
+        <w:t xml:space="preserve"> &lt;table</w:t>
+      </w:r>
+      <w:proofErr w:type="gramStart"/>
+      <w:r>
+        <w:rPr>
+          <w:lang w:val="en-US"/>
+        </w:rPr>
+        <w:t>&gt; ,</w:t>
+      </w:r>
+      <w:proofErr w:type="gramEnd"/>
+      <w:r>
+        <w:rPr>
+          <w:lang w:val="en-US"/>
+        </w:rPr>
+        <w:t xml:space="preserve"> &lt;</w:t>
+      </w:r>
+      <w:proofErr w:type="spellStart"/>
+      <w:r>
+        <w:rPr>
+          <w:lang w:val="en-US"/>
+        </w:rPr>
+        <w:t>th</w:t>
+      </w:r>
+      <w:proofErr w:type="spellEnd"/>
+      <w:r>
+        <w:rPr>
+          <w:lang w:val="en-US"/>
+        </w:rPr>
+        <w:t>&gt;, &lt;tr&gt; a &lt;td&gt;.</w:t>
+      </w:r>
+    </w:p>
+    <w:p>
+      <w:pPr>
+        <w:numPr>
+          <w:ilvl w:val="0"/>
+          <w:numId w:val="22"/>
+        </w:numPr>
+        <w:rPr>
+          <w:lang w:val="en-US"/>
+        </w:rPr>
+      </w:pPr>
+      <w:proofErr w:type="spellStart"/>
+      <w:r>
+        <w:rPr>
+          <w:b/>
+          <w:bCs/>
+          <w:lang w:val="en-US"/>
+        </w:rPr>
+        <w:t>Atribúty</w:t>
+      </w:r>
+      <w:proofErr w:type="spellEnd"/>
+      <w:r>
+        <w:rPr>
+          <w:b/>
+          <w:bCs/>
+          <w:lang w:val="en-US"/>
+        </w:rPr>
+        <w:t xml:space="preserve"> </w:t>
+      </w:r>
+      <w:proofErr w:type="spellStart"/>
+      <w:r>
+        <w:rPr>
+          <w:b/>
+          <w:bCs/>
+          <w:lang w:val="en-US"/>
+        </w:rPr>
+        <w:t>štýlu</w:t>
+      </w:r>
+      <w:proofErr w:type="spellEnd"/>
+      <w:r>
+        <w:rPr>
+          <w:lang w:val="en-US"/>
+        </w:rPr>
+        <w:t xml:space="preserve"> – </w:t>
+      </w:r>
+      <w:proofErr w:type="spellStart"/>
+      <w:r>
+        <w:rPr>
+          <w:lang w:val="en-US"/>
+        </w:rPr>
+        <w:t>Definujte</w:t>
+      </w:r>
+      <w:proofErr w:type="spellEnd"/>
+      <w:r>
+        <w:rPr>
+          <w:lang w:val="en-US"/>
+        </w:rPr>
+        <w:t xml:space="preserve"> </w:t>
+      </w:r>
+      <w:proofErr w:type="spellStart"/>
+      <w:r>
+        <w:rPr>
+          <w:lang w:val="en-US"/>
+        </w:rPr>
+        <w:t>štýly</w:t>
+      </w:r>
+      <w:proofErr w:type="spellEnd"/>
+      <w:r>
+        <w:rPr>
+          <w:lang w:val="en-US"/>
+        </w:rPr>
+        <w:t xml:space="preserve"> </w:t>
+      </w:r>
+      <w:proofErr w:type="spellStart"/>
+      <w:r>
+        <w:rPr>
+          <w:lang w:val="en-US"/>
+        </w:rPr>
+        <w:t>priamo</w:t>
+      </w:r>
+      <w:proofErr w:type="spellEnd"/>
+      <w:r>
+        <w:rPr>
+          <w:lang w:val="en-US"/>
+        </w:rPr>
+        <w:t xml:space="preserve"> </w:t>
+      </w:r>
+      <w:proofErr w:type="spellStart"/>
+      <w:r>
+        <w:rPr>
+          <w:lang w:val="en-US"/>
+        </w:rPr>
+        <w:t>na</w:t>
+      </w:r>
+      <w:proofErr w:type="spellEnd"/>
+      <w:r>
+        <w:rPr>
+          <w:lang w:val="en-US"/>
+        </w:rPr>
+        <w:t xml:space="preserve"> </w:t>
+      </w:r>
+      <w:proofErr w:type="spellStart"/>
+      <w:r>
+        <w:rPr>
+          <w:lang w:val="en-US"/>
+        </w:rPr>
+        <w:t>prvku</w:t>
+      </w:r>
+      <w:proofErr w:type="spellEnd"/>
+      <w:r>
+        <w:rPr>
+          <w:lang w:val="en-US"/>
+        </w:rPr>
+        <w:t>.</w:t>
+      </w:r>
+    </w:p>
+    <w:p>
+      <w:pPr>
+        <w:numPr>
+          <w:ilvl w:val="0"/>
+          <w:numId w:val="23"/>
+        </w:numPr>
+        <w:rPr>
+          <w:lang w:val="en-US"/>
+        </w:rPr>
+      </w:pPr>
+      <w:proofErr w:type="spellStart"/>
+      <w:r>
+        <w:rPr>
+          <w:b/>
+          <w:bCs/>
+          <w:lang w:val="en-US"/>
+        </w:rPr>
+        <w:t>Mediálne</w:t>
+      </w:r>
+      <w:proofErr w:type="spellEnd"/>
+      <w:r>
+        <w:rPr>
+          <w:b/>
+          <w:bCs/>
+          <w:lang w:val="en-US"/>
+        </w:rPr>
+        <w:t xml:space="preserve"> </w:t>
+      </w:r>
+      <w:proofErr w:type="spellStart"/>
+      <w:r>
+        <w:rPr>
+          <w:b/>
+          <w:bCs/>
+          <w:lang w:val="en-US"/>
+        </w:rPr>
+        <w:t>atribúty</w:t>
+      </w:r>
+      <w:proofErr w:type="spellEnd"/>
+      <w:r>
+        <w:rPr>
+          <w:lang w:val="en-US"/>
+        </w:rPr>
+        <w:t xml:space="preserve"> – </w:t>
+      </w:r>
+      <w:proofErr w:type="spellStart"/>
+      <w:r>
+        <w:rPr>
+          <w:lang w:val="en-US"/>
+        </w:rPr>
+        <w:t>Súvisiace</w:t>
+      </w:r>
+      <w:proofErr w:type="spellEnd"/>
+      <w:r>
+        <w:rPr>
+          <w:lang w:val="en-US"/>
+        </w:rPr>
+        <w:t xml:space="preserve"> s </w:t>
+      </w:r>
+      <w:proofErr w:type="spellStart"/>
+      <w:r>
+        <w:rPr>
+          <w:lang w:val="en-US"/>
+        </w:rPr>
+        <w:t>mediálnymi</w:t>
+      </w:r>
+      <w:proofErr w:type="spellEnd"/>
+      <w:r>
+        <w:rPr>
+          <w:lang w:val="en-US"/>
+        </w:rPr>
+        <w:t xml:space="preserve"> </w:t>
+      </w:r>
+      <w:proofErr w:type="spellStart"/>
+      <w:r>
+        <w:rPr>
+          <w:lang w:val="en-US"/>
+        </w:rPr>
+        <w:t>prvkami</w:t>
+      </w:r>
+      <w:proofErr w:type="spellEnd"/>
+      <w:r>
+        <w:rPr>
+          <w:lang w:val="en-US"/>
+        </w:rPr>
+        <w:t xml:space="preserve"> </w:t>
+      </w:r>
+      <w:proofErr w:type="spellStart"/>
+      <w:r>
+        <w:rPr>
+          <w:lang w:val="en-US"/>
+        </w:rPr>
+        <w:t>ako</w:t>
+      </w:r>
+      <w:proofErr w:type="spellEnd"/>
+      <w:r>
+        <w:rPr>
+          <w:lang w:val="en-US"/>
+        </w:rPr>
+        <w:t xml:space="preserve"> &lt;audio&gt; a &lt;video&gt;.</w:t>
+      </w:r>
+    </w:p>
+    <w:p>
+      <w:pPr>
+        <w:numPr>
+          <w:ilvl w:val="0"/>
+          <w:numId w:val="24"/>
+        </w:numPr>
+        <w:rPr>
+          <w:lang w:val="en-US"/>
+        </w:rPr>
+      </w:pPr>
+      <w:proofErr w:type="spellStart"/>
+      <w:r>
+        <w:rPr>
+          <w:b/>
+          <w:bCs/>
+          <w:lang w:val="en-US"/>
+        </w:rPr>
+        <w:t>Atribúty</w:t>
+      </w:r>
+      <w:proofErr w:type="spellEnd"/>
+      <w:r>
+        <w:rPr>
+          <w:b/>
+          <w:bCs/>
+          <w:lang w:val="en-US"/>
+        </w:rPr>
+        <w:t xml:space="preserve"> </w:t>
+      </w:r>
+      <w:proofErr w:type="spellStart"/>
+      <w:r>
+        <w:rPr>
+          <w:b/>
+          <w:bCs/>
+          <w:lang w:val="en-US"/>
+        </w:rPr>
+        <w:t>prístupnosti</w:t>
+      </w:r>
+      <w:proofErr w:type="spellEnd"/>
+      <w:r>
+        <w:rPr>
+          <w:lang w:val="en-US"/>
+        </w:rPr>
+        <w:t xml:space="preserve"> – </w:t>
+      </w:r>
+      <w:proofErr w:type="spellStart"/>
+      <w:r>
+        <w:rPr>
+          <w:lang w:val="en-US"/>
+        </w:rPr>
+        <w:t>Pomáhajú</w:t>
+      </w:r>
+      <w:proofErr w:type="spellEnd"/>
+      <w:r>
+        <w:rPr>
+          <w:lang w:val="en-US"/>
+        </w:rPr>
+        <w:t xml:space="preserve"> </w:t>
+      </w:r>
+      <w:proofErr w:type="spellStart"/>
+      <w:r>
+        <w:rPr>
+          <w:lang w:val="en-US"/>
+        </w:rPr>
+        <w:t>zlepšiť</w:t>
+      </w:r>
+      <w:proofErr w:type="spellEnd"/>
+      <w:r>
+        <w:rPr>
+          <w:lang w:val="en-US"/>
+        </w:rPr>
+        <w:t xml:space="preserve"> </w:t>
+      </w:r>
+      <w:proofErr w:type="spellStart"/>
+      <w:r>
+        <w:rPr>
+          <w:lang w:val="en-US"/>
+        </w:rPr>
+        <w:t>prístupnosť</w:t>
+      </w:r>
+      <w:proofErr w:type="spellEnd"/>
+      <w:r>
+        <w:rPr>
+          <w:lang w:val="en-US"/>
+        </w:rPr>
+        <w:t xml:space="preserve">, </w:t>
+      </w:r>
+      <w:proofErr w:type="spellStart"/>
+      <w:r>
+        <w:rPr>
+          <w:lang w:val="en-US"/>
+        </w:rPr>
+        <w:t>napríklad</w:t>
+      </w:r>
+      <w:proofErr w:type="spellEnd"/>
+      <w:r>
+        <w:rPr>
+          <w:lang w:val="en-US"/>
+        </w:rPr>
+        <w:t xml:space="preserve"> alt pre </w:t>
+      </w:r>
+      <w:proofErr w:type="spellStart"/>
+      <w:r>
+        <w:rPr>
+          <w:lang w:val="en-US"/>
+        </w:rPr>
+        <w:t>obrázky</w:t>
+      </w:r>
+      <w:proofErr w:type="spellEnd"/>
+      <w:r>
+        <w:rPr>
+          <w:lang w:val="en-US"/>
+        </w:rPr>
+        <w:t xml:space="preserve"> </w:t>
+      </w:r>
+      <w:proofErr w:type="gramStart"/>
+      <w:r>
+        <w:rPr>
+          <w:lang w:val="en-US"/>
+        </w:rPr>
+        <w:t>a</w:t>
+      </w:r>
+      <w:proofErr w:type="gramEnd"/>
+      <w:r>
+        <w:rPr>
+          <w:lang w:val="en-US"/>
+        </w:rPr>
+        <w:t xml:space="preserve"> </w:t>
+      </w:r>
+      <w:proofErr w:type="spellStart"/>
+      <w:r>
+        <w:rPr>
+          <w:lang w:val="en-US"/>
+        </w:rPr>
+        <w:t>atribúty</w:t>
+      </w:r>
+      <w:proofErr w:type="spellEnd"/>
+      <w:r>
+        <w:rPr>
+          <w:lang w:val="en-US"/>
+        </w:rPr>
+        <w:t xml:space="preserve"> aria-*.</w:t>
+      </w:r>
+    </w:p>
+    <w:p>
+      <w:pPr>
+        <w:numPr>
+          <w:ilvl w:val="0"/>
+          <w:numId w:val="25"/>
+        </w:numPr>
+        <w:rPr>
+          <w:lang w:val="en-US"/>
+        </w:rPr>
+      </w:pPr>
+      <w:r>
+        <w:rPr>
+          <w:b/>
+          <w:bCs/>
+          <w:lang w:val="en-US"/>
+        </w:rPr>
+        <w:t xml:space="preserve">Meta </w:t>
+      </w:r>
+      <w:proofErr w:type="spellStart"/>
+      <w:r>
+        <w:rPr>
+          <w:b/>
+          <w:bCs/>
+          <w:lang w:val="en-US"/>
+        </w:rPr>
+        <w:t>atribúty</w:t>
+      </w:r>
+      <w:proofErr w:type="spellEnd"/>
+      <w:r>
+        <w:rPr>
+          <w:lang w:val="en-US"/>
+        </w:rPr>
+        <w:t xml:space="preserve"> – </w:t>
+      </w:r>
+      <w:proofErr w:type="spellStart"/>
+      <w:r>
+        <w:rPr>
+          <w:lang w:val="en-US"/>
+        </w:rPr>
+        <w:t>Používajú</w:t>
+      </w:r>
+      <w:proofErr w:type="spellEnd"/>
+      <w:r>
+        <w:rPr>
+          <w:lang w:val="en-US"/>
+        </w:rPr>
+        <w:t xml:space="preserve"> </w:t>
+      </w:r>
+      <w:proofErr w:type="spellStart"/>
+      <w:r>
+        <w:rPr>
+          <w:lang w:val="en-US"/>
+        </w:rPr>
+        <w:t>sa</w:t>
+      </w:r>
+      <w:proofErr w:type="spellEnd"/>
+      <w:r>
+        <w:rPr>
+          <w:lang w:val="en-US"/>
+        </w:rPr>
+        <w:t xml:space="preserve"> </w:t>
+      </w:r>
+      <w:proofErr w:type="spellStart"/>
+      <w:r>
+        <w:rPr>
+          <w:lang w:val="en-US"/>
+        </w:rPr>
+        <w:t>spolu</w:t>
+      </w:r>
+      <w:proofErr w:type="spellEnd"/>
+      <w:r>
+        <w:rPr>
+          <w:lang w:val="en-US"/>
+        </w:rPr>
+        <w:t xml:space="preserve"> s meta </w:t>
+      </w:r>
+      <w:proofErr w:type="spellStart"/>
+      <w:r>
+        <w:rPr>
+          <w:lang w:val="en-US"/>
+        </w:rPr>
+        <w:t>prvkami</w:t>
+      </w:r>
+      <w:proofErr w:type="spellEnd"/>
+      <w:r>
+        <w:rPr>
+          <w:lang w:val="en-US"/>
+        </w:rPr>
+        <w:t xml:space="preserve"> </w:t>
+      </w:r>
+      <w:proofErr w:type="spellStart"/>
+      <w:r>
+        <w:rPr>
+          <w:lang w:val="en-US"/>
+        </w:rPr>
+        <w:t>na</w:t>
+      </w:r>
+      <w:proofErr w:type="spellEnd"/>
+      <w:r>
+        <w:rPr>
+          <w:lang w:val="en-US"/>
+        </w:rPr>
+        <w:t xml:space="preserve"> </w:t>
+      </w:r>
+      <w:proofErr w:type="spellStart"/>
+      <w:r>
+        <w:rPr>
+          <w:lang w:val="en-US"/>
+        </w:rPr>
+        <w:t>špecifikáciu</w:t>
+      </w:r>
+      <w:proofErr w:type="spellEnd"/>
+      <w:r>
+        <w:rPr>
+          <w:lang w:val="en-US"/>
+        </w:rPr>
+        <w:t xml:space="preserve"> </w:t>
+      </w:r>
+      <w:proofErr w:type="spellStart"/>
+      <w:r>
+        <w:rPr>
+          <w:lang w:val="en-US"/>
+        </w:rPr>
+        <w:t>metadát</w:t>
+      </w:r>
+      <w:proofErr w:type="spellEnd"/>
+      <w:r>
+        <w:rPr>
+          <w:lang w:val="en-US"/>
+        </w:rPr>
+        <w:t xml:space="preserve"> </w:t>
+      </w:r>
+      <w:proofErr w:type="spellStart"/>
+      <w:proofErr w:type="gramStart"/>
+      <w:r>
+        <w:rPr>
+          <w:lang w:val="en-US"/>
+        </w:rPr>
+        <w:t>ako</w:t>
+      </w:r>
+      <w:proofErr w:type="spellEnd"/>
+      <w:r>
+        <w:rPr>
+          <w:lang w:val="en-US"/>
+        </w:rPr>
+        <w:t> .</w:t>
+      </w:r>
+      <w:proofErr w:type="gramEnd"/>
+      <w:r>
+        <w:rPr>
+          <w:lang w:val="en-US"/>
+        </w:rPr>
+        <w:t>  charset</w:t>
+      </w:r>
+    </w:p>
+    <w:p/>
+    <w:p>
+      <w:pPr>
+        <w:pStyle w:val="Nadpis3"/>
+      </w:pPr>
+      <w:r>
+        <w:lastRenderedPageBreak/>
+        <w:t>Bežné HTML atribúty</w:t>
+      </w:r>
+    </w:p>
+    <w:p>
+      <w:pPr>
+        <w:pStyle w:val="Nadpis4"/>
+      </w:pPr>
+      <w:r>
+        <w:t xml:space="preserve">HTML alt </w:t>
+      </w:r>
+      <w:proofErr w:type="spellStart"/>
+      <w:r>
+        <w:t>attribute</w:t>
+      </w:r>
+      <w:proofErr w:type="spellEnd"/>
+    </w:p>
+    <w:p>
+      <w:hyperlink r:id="rId8" w:history="1">
+        <w:r>
+          <w:rPr>
+            <w:rStyle w:val="Hypertextovprepojenie"/>
+          </w:rPr>
+          <w:t>https://www.geeksforgeeks.org/html/html-alt-attribute/</w:t>
+        </w:r>
+      </w:hyperlink>
+      <w:r>
+        <w:t xml:space="preserve"> </w:t>
+      </w:r>
+    </w:p>
+    <w:p/>
     <w:sectPr>
-      <w:footerReference w:type="default" r:id="rId7"/>
+      <w:footerReference w:type="default" r:id="rId9"/>
       <w:pgSz w:w="12240" w:h="15840"/>
       <w:pgMar w:top="1440" w:right="1440" w:bottom="1440" w:left="1440" w:header="708" w:footer="708" w:gutter="0"/>
       <w:cols w:space="708"/>
@@ -1645,6 +2524,155 @@
     </w:lvl>
   </w:abstractNum>
   <w:abstractNum w:abstractNumId="1" w15:restartNumberingAfterBreak="0">
+    <w:nsid w:val="0B590B01"/>
+    <w:multiLevelType w:val="multilevel"/>
+    <w:tmpl w:val="A0288E2A"/>
+    <w:lvl w:ilvl="0">
+      <w:start w:val="1"/>
+      <w:numFmt w:val="bullet"/>
+      <w:lvlText w:val=""/>
+      <w:lvlJc w:val="left"/>
+      <w:pPr>
+        <w:tabs>
+          <w:tab w:val="num" w:pos="720"/>
+        </w:tabs>
+        <w:ind w:left="720" w:hanging="360"/>
+      </w:pPr>
+      <w:rPr>
+        <w:rFonts w:ascii="Symbol" w:hAnsi="Symbol" w:hint="default"/>
+        <w:sz w:val="20"/>
+      </w:rPr>
+    </w:lvl>
+    <w:lvl w:ilvl="1" w:tentative="1">
+      <w:start w:val="1"/>
+      <w:numFmt w:val="bullet"/>
+      <w:lvlText w:val=""/>
+      <w:lvlJc w:val="left"/>
+      <w:pPr>
+        <w:tabs>
+          <w:tab w:val="num" w:pos="1440"/>
+        </w:tabs>
+        <w:ind w:left="1440" w:hanging="360"/>
+      </w:pPr>
+      <w:rPr>
+        <w:rFonts w:ascii="Symbol" w:hAnsi="Symbol" w:hint="default"/>
+        <w:sz w:val="20"/>
+      </w:rPr>
+    </w:lvl>
+    <w:lvl w:ilvl="2" w:tentative="1">
+      <w:start w:val="1"/>
+      <w:numFmt w:val="bullet"/>
+      <w:lvlText w:val=""/>
+      <w:lvlJc w:val="left"/>
+      <w:pPr>
+        <w:tabs>
+          <w:tab w:val="num" w:pos="2160"/>
+        </w:tabs>
+        <w:ind w:left="2160" w:hanging="360"/>
+      </w:pPr>
+      <w:rPr>
+        <w:rFonts w:ascii="Symbol" w:hAnsi="Symbol" w:hint="default"/>
+        <w:sz w:val="20"/>
+      </w:rPr>
+    </w:lvl>
+    <w:lvl w:ilvl="3" w:tentative="1">
+      <w:start w:val="1"/>
+      <w:numFmt w:val="bullet"/>
+      <w:lvlText w:val=""/>
+      <w:lvlJc w:val="left"/>
+      <w:pPr>
+        <w:tabs>
+          <w:tab w:val="num" w:pos="2880"/>
+        </w:tabs>
+        <w:ind w:left="2880" w:hanging="360"/>
+      </w:pPr>
+      <w:rPr>
+        <w:rFonts w:ascii="Symbol" w:hAnsi="Symbol" w:hint="default"/>
+        <w:sz w:val="20"/>
+      </w:rPr>
+    </w:lvl>
+    <w:lvl w:ilvl="4" w:tentative="1">
+      <w:start w:val="1"/>
+      <w:numFmt w:val="bullet"/>
+      <w:lvlText w:val=""/>
+      <w:lvlJc w:val="left"/>
+      <w:pPr>
+        <w:tabs>
+          <w:tab w:val="num" w:pos="3600"/>
+        </w:tabs>
+        <w:ind w:left="3600" w:hanging="360"/>
+      </w:pPr>
+      <w:rPr>
+        <w:rFonts w:ascii="Symbol" w:hAnsi="Symbol" w:hint="default"/>
+        <w:sz w:val="20"/>
+      </w:rPr>
+    </w:lvl>
+    <w:lvl w:ilvl="5" w:tentative="1">
+      <w:start w:val="1"/>
+      <w:numFmt w:val="bullet"/>
+      <w:lvlText w:val=""/>
+      <w:lvlJc w:val="left"/>
+      <w:pPr>
+        <w:tabs>
+          <w:tab w:val="num" w:pos="4320"/>
+        </w:tabs>
+        <w:ind w:left="4320" w:hanging="360"/>
+      </w:pPr>
+      <w:rPr>
+        <w:rFonts w:ascii="Symbol" w:hAnsi="Symbol" w:hint="default"/>
+        <w:sz w:val="20"/>
+      </w:rPr>
+    </w:lvl>
+    <w:lvl w:ilvl="6" w:tentative="1">
+      <w:start w:val="1"/>
+      <w:numFmt w:val="bullet"/>
+      <w:lvlText w:val=""/>
+      <w:lvlJc w:val="left"/>
+      <w:pPr>
+        <w:tabs>
+          <w:tab w:val="num" w:pos="5040"/>
+        </w:tabs>
+        <w:ind w:left="5040" w:hanging="360"/>
+      </w:pPr>
+      <w:rPr>
+        <w:rFonts w:ascii="Symbol" w:hAnsi="Symbol" w:hint="default"/>
+        <w:sz w:val="20"/>
+      </w:rPr>
+    </w:lvl>
+    <w:lvl w:ilvl="7" w:tentative="1">
+      <w:start w:val="1"/>
+      <w:numFmt w:val="bullet"/>
+      <w:lvlText w:val=""/>
+      <w:lvlJc w:val="left"/>
+      <w:pPr>
+        <w:tabs>
+          <w:tab w:val="num" w:pos="5760"/>
+        </w:tabs>
+        <w:ind w:left="5760" w:hanging="360"/>
+      </w:pPr>
+      <w:rPr>
+        <w:rFonts w:ascii="Symbol" w:hAnsi="Symbol" w:hint="default"/>
+        <w:sz w:val="20"/>
+      </w:rPr>
+    </w:lvl>
+    <w:lvl w:ilvl="8" w:tentative="1">
+      <w:start w:val="1"/>
+      <w:numFmt w:val="bullet"/>
+      <w:lvlText w:val=""/>
+      <w:lvlJc w:val="left"/>
+      <w:pPr>
+        <w:tabs>
+          <w:tab w:val="num" w:pos="6480"/>
+        </w:tabs>
+        <w:ind w:left="6480" w:hanging="360"/>
+      </w:pPr>
+      <w:rPr>
+        <w:rFonts w:ascii="Symbol" w:hAnsi="Symbol" w:hint="default"/>
+        <w:sz w:val="20"/>
+      </w:rPr>
+    </w:lvl>
+  </w:abstractNum>
+  <w:abstractNum w:abstractNumId="2" w15:restartNumberingAfterBreak="0">
     <w:nsid w:val="156D1FD4"/>
     <w:multiLevelType w:val="multilevel"/>
     <w:tmpl w:val="6CEAECC6"/>
@@ -1793,7 +2821,7 @@
       </w:rPr>
     </w:lvl>
   </w:abstractNum>
-  <w:abstractNum w:abstractNumId="2" w15:restartNumberingAfterBreak="0">
+  <w:abstractNum w:abstractNumId="3" w15:restartNumberingAfterBreak="0">
     <w:nsid w:val="24C719FB"/>
     <w:multiLevelType w:val="hybridMultilevel"/>
     <w:tmpl w:val="58C2797C"/>
@@ -1906,7 +2934,7 @@
       </w:rPr>
     </w:lvl>
   </w:abstractNum>
-  <w:abstractNum w:abstractNumId="3" w15:restartNumberingAfterBreak="0">
+  <w:abstractNum w:abstractNumId="4" w15:restartNumberingAfterBreak="0">
     <w:nsid w:val="39C1555E"/>
     <w:multiLevelType w:val="hybridMultilevel"/>
     <w:tmpl w:val="787A4E04"/>
@@ -2020,10 +3048,10 @@
     </w:lvl>
   </w:abstractNum>
   <w:num w:numId="1" w16cid:durableId="1051271561">
-    <w:abstractNumId w:val="3"/>
+    <w:abstractNumId w:val="4"/>
   </w:num>
   <w:num w:numId="2" w16cid:durableId="1550263452">
-    <w:abstractNumId w:val="2"/>
+    <w:abstractNumId w:val="3"/>
   </w:num>
   <w:num w:numId="3" w16cid:durableId="745766194">
     <w:abstractNumId w:val="0"/>
@@ -2068,45 +3096,99 @@
     </w:lvlOverride>
   </w:num>
   <w:num w:numId="10" w16cid:durableId="2012295307">
+    <w:abstractNumId w:val="2"/>
+    <w:lvlOverride w:ilvl="0">
+      <w:startOverride w:val="1"/>
+    </w:lvlOverride>
+  </w:num>
+  <w:num w:numId="11" w16cid:durableId="981694651">
+    <w:abstractNumId w:val="2"/>
+    <w:lvlOverride w:ilvl="0">
+      <w:startOverride w:val="2"/>
+    </w:lvlOverride>
+  </w:num>
+  <w:num w:numId="12" w16cid:durableId="1708724462">
+    <w:abstractNumId w:val="2"/>
+    <w:lvlOverride w:ilvl="0">
+      <w:startOverride w:val="3"/>
+    </w:lvlOverride>
+  </w:num>
+  <w:num w:numId="13" w16cid:durableId="999428953">
+    <w:abstractNumId w:val="2"/>
+    <w:lvlOverride w:ilvl="0">
+      <w:startOverride w:val="4"/>
+    </w:lvlOverride>
+  </w:num>
+  <w:num w:numId="14" w16cid:durableId="607740267">
+    <w:abstractNumId w:val="2"/>
+    <w:lvlOverride w:ilvl="0">
+      <w:startOverride w:val="5"/>
+    </w:lvlOverride>
+  </w:num>
+  <w:num w:numId="15" w16cid:durableId="2132934731">
+    <w:abstractNumId w:val="2"/>
+    <w:lvlOverride w:ilvl="0">
+      <w:startOverride w:val="6"/>
+    </w:lvlOverride>
+  </w:num>
+  <w:num w:numId="16" w16cid:durableId="309528534">
+    <w:abstractNumId w:val="2"/>
+    <w:lvlOverride w:ilvl="0">
+      <w:startOverride w:val="7"/>
+    </w:lvlOverride>
+  </w:num>
+  <w:num w:numId="17" w16cid:durableId="1028875858">
     <w:abstractNumId w:val="1"/>
     <w:lvlOverride w:ilvl="0">
       <w:startOverride w:val="1"/>
     </w:lvlOverride>
   </w:num>
-  <w:num w:numId="11" w16cid:durableId="981694651">
+  <w:num w:numId="18" w16cid:durableId="406535068">
     <w:abstractNumId w:val="1"/>
     <w:lvlOverride w:ilvl="0">
       <w:startOverride w:val="2"/>
     </w:lvlOverride>
   </w:num>
-  <w:num w:numId="12" w16cid:durableId="1708724462">
+  <w:num w:numId="19" w16cid:durableId="961574752">
     <w:abstractNumId w:val="1"/>
     <w:lvlOverride w:ilvl="0">
       <w:startOverride w:val="3"/>
     </w:lvlOverride>
   </w:num>
-  <w:num w:numId="13" w16cid:durableId="999428953">
+  <w:num w:numId="20" w16cid:durableId="2000227605">
     <w:abstractNumId w:val="1"/>
     <w:lvlOverride w:ilvl="0">
       <w:startOverride w:val="4"/>
     </w:lvlOverride>
   </w:num>
-  <w:num w:numId="14" w16cid:durableId="607740267">
+  <w:num w:numId="21" w16cid:durableId="2059694633">
     <w:abstractNumId w:val="1"/>
     <w:lvlOverride w:ilvl="0">
       <w:startOverride w:val="5"/>
     </w:lvlOverride>
   </w:num>
-  <w:num w:numId="15" w16cid:durableId="2132934731">
+  <w:num w:numId="22" w16cid:durableId="1711955626">
     <w:abstractNumId w:val="1"/>
     <w:lvlOverride w:ilvl="0">
       <w:startOverride w:val="6"/>
     </w:lvlOverride>
   </w:num>
-  <w:num w:numId="16" w16cid:durableId="309528534">
+  <w:num w:numId="23" w16cid:durableId="1084717296">
     <w:abstractNumId w:val="1"/>
     <w:lvlOverride w:ilvl="0">
       <w:startOverride w:val="7"/>
+    </w:lvlOverride>
+  </w:num>
+  <w:num w:numId="24" w16cid:durableId="1796868618">
+    <w:abstractNumId w:val="1"/>
+    <w:lvlOverride w:ilvl="0">
+      <w:startOverride w:val="8"/>
+    </w:lvlOverride>
+  </w:num>
+  <w:num w:numId="25" w16cid:durableId="1997222534">
+    <w:abstractNumId w:val="1"/>
+    <w:lvlOverride w:ilvl="0">
+      <w:startOverride w:val="9"/>
     </w:lvlOverride>
   </w:num>
 </w:numbering>
@@ -2567,10 +3649,9 @@
     <w:next w:val="Normlny"/>
     <w:link w:val="Nadpis3Char"/>
     <w:uiPriority w:val="9"/>
-    <w:semiHidden/>
     <w:unhideWhenUsed/>
     <w:qFormat/>
-    <w:rsid w:val="00361C5F"/>
+    <w:rsid w:val="004C78A6"/>
     <w:pPr>
       <w:keepNext/>
       <w:keepLines/>
@@ -2579,8 +3660,6 @@
     </w:pPr>
     <w:rPr>
       <w:rFonts w:eastAsiaTheme="majorEastAsia" w:cstheme="majorBidi"/>
-      <w:color w:val="0F4761" w:themeColor="accent1" w:themeShade="BF"/>
-      <w:sz w:val="28"/>
       <w:szCs w:val="28"/>
     </w:rPr>
   </w:style>
@@ -2590,10 +3669,9 @@
     <w:next w:val="Normlny"/>
     <w:link w:val="Nadpis4Char"/>
     <w:uiPriority w:val="9"/>
-    <w:semiHidden/>
     <w:unhideWhenUsed/>
     <w:qFormat/>
-    <w:rsid w:val="00361C5F"/>
+    <w:rsid w:val="004C78A6"/>
     <w:pPr>
       <w:keepNext/>
       <w:keepLines/>
@@ -2602,9 +3680,8 @@
     </w:pPr>
     <w:rPr>
       <w:rFonts w:eastAsiaTheme="majorEastAsia" w:cstheme="majorBidi"/>
-      <w:i/>
       <w:iCs/>
-      <w:color w:val="0F4761" w:themeColor="accent1" w:themeShade="BF"/>
+      <w:sz w:val="22"/>
     </w:rPr>
   </w:style>
   <w:style w:type="paragraph" w:styleId="Nadpis5">
@@ -2771,12 +3848,9 @@
     <w:basedOn w:val="Predvolenpsmoodseku"/>
     <w:link w:val="Nadpis3"/>
     <w:uiPriority w:val="9"/>
-    <w:semiHidden/>
-    <w:rsid w:val="00361C5F"/>
+    <w:rsid w:val="004C78A6"/>
     <w:rPr>
       <w:rFonts w:eastAsiaTheme="majorEastAsia" w:cstheme="majorBidi"/>
-      <w:color w:val="0F4761" w:themeColor="accent1" w:themeShade="BF"/>
-      <w:sz w:val="28"/>
       <w:szCs w:val="28"/>
       <w:lang w:val="sk-SK"/>
     </w:rPr>
@@ -2786,13 +3860,11 @@
     <w:basedOn w:val="Predvolenpsmoodseku"/>
     <w:link w:val="Nadpis4"/>
     <w:uiPriority w:val="9"/>
-    <w:semiHidden/>
-    <w:rsid w:val="00361C5F"/>
+    <w:rsid w:val="004C78A6"/>
     <w:rPr>
       <w:rFonts w:eastAsiaTheme="majorEastAsia" w:cstheme="majorBidi"/>
-      <w:i/>
       <w:iCs/>
-      <w:color w:val="0F4761" w:themeColor="accent1" w:themeShade="BF"/>
+      <w:sz w:val="22"/>
       <w:lang w:val="sk-SK"/>
     </w:rPr>
   </w:style>
@@ -3086,6 +4158,29 @@
     <w:rsid w:val="006B264D"/>
     <w:rPr>
       <w:lang w:val="sk-SK"/>
+    </w:rPr>
+  </w:style>
+  <w:style w:type="character" w:styleId="Hypertextovprepojenie">
+    <w:name w:val="Hyperlink"/>
+    <w:basedOn w:val="Predvolenpsmoodseku"/>
+    <w:uiPriority w:val="99"/>
+    <w:unhideWhenUsed/>
+    <w:rsid w:val="00D05308"/>
+    <w:rPr>
+      <w:color w:val="467886" w:themeColor="hyperlink"/>
+      <w:u w:val="single"/>
+    </w:rPr>
+  </w:style>
+  <w:style w:type="character" w:styleId="Nevyrieenzmienka">
+    <w:name w:val="Unresolved Mention"/>
+    <w:basedOn w:val="Predvolenpsmoodseku"/>
+    <w:uiPriority w:val="99"/>
+    <w:semiHidden/>
+    <w:unhideWhenUsed/>
+    <w:rsid w:val="00D05308"/>
+    <w:rPr>
+      <w:color w:val="605E5C"/>
+      <w:shd w:val="clear" w:color="auto" w:fill="E1DFDD"/>
     </w:rPr>
   </w:style>
 </w:styles>
